--- a/True Zero — Quick Start.docx
+++ b/True Zero — Quick Start.docx
@@ -10,7 +10,7 @@
         <w:rPr>
           <w:color w:val="D97706"/>
         </w:rPr>
-        <w:t>Cold Bore — Quick Start</w:t>
+        <w:t>True Zero — Quick Start</w:t>
       </w:r>
     </w:p>
     <w:p>
@@ -49,7 +49,7 @@
         <w:rPr>
           <w:sz w:val="22"/>
         </w:rPr>
-        <w:t>Double-click the Cold.Bore.dmg you downloaded. A window opens with the Cold Bore icon and an Applications shortcut.</w:t>
+        <w:t>Double-click the Cold.Bore.dmg you downloaded. A window opens with the True Zero icon and an Applications shortcut.</w:t>
       </w:r>
     </w:p>
     <w:p>
@@ -67,7 +67,7 @@
         <w:rPr>
           <w:sz w:val="22"/>
         </w:rPr>
-        <w:t>Drag Cold Bore onto the Applications shortcut in the same window. Eject the disk image (click the eject arrow next to it in the Finder sidebar, or just close the window — it'll go away on the next restart).</w:t>
+        <w:t>Drag True Zero onto the Applications shortcut in the same window. Eject the disk image (click the eject arrow next to it in the Finder sidebar, or just close the window — it'll go away on the next restart).</w:t>
       </w:r>
     </w:p>
     <w:p>
@@ -85,7 +85,7 @@
         <w:rPr>
           <w:sz w:val="22"/>
         </w:rPr>
-        <w:t>Open Cold Bore from your Applications folder. (Cold Bore is signed and notarized by Apple, so it opens cleanly — no right-click trick needed.)</w:t>
+        <w:t>Open True Zero from your Applications folder. (True Zero is signed and notarized by Apple, so it opens cleanly — no right-click trick needed.)</w:t>
       </w:r>
     </w:p>
     <w:p>
@@ -103,7 +103,7 @@
         <w:rPr>
           <w:sz w:val="22"/>
         </w:rPr>
-        <w:t>A license dialog appears. Paste the access code you were emailed. Click Unlock Cold Bore.</w:t>
+        <w:t>A license dialog appears. Paste the access code you were emailed. Click Unlock True Zero.</w:t>
       </w:r>
     </w:p>
     <w:p>
@@ -121,7 +121,7 @@
         <w:rPr>
           <w:sz w:val="22"/>
         </w:rPr>
-        <w:t>On first launch, accept the disclaimer and the default folder location. A 6-step tour follows; skip it if you'd like — it lives in Tools → How to Use Cold Bore… anytime.</w:t>
+        <w:t>On first launch, accept the disclaimer and the default folder location. A 6-step tour follows; skip it if you'd like — it lives in Tools → How to Use True Zero… anytime.</w:t>
       </w:r>
     </w:p>
     <w:p/>
@@ -142,7 +142,7 @@
           <w:b w:val="0"/>
           <w:sz w:val="22"/>
         </w:rPr>
-        <w:t>Cold Bore sorts your data by name. Use this format (type only the bold part — the parenthesis is just what it means):</w:t>
+        <w:t>True Zero sorts your data by name. Use this format (type only the bold part — the parenthesis is just what it means):</w:t>
       </w:r>
     </w:p>
     <w:p>
@@ -208,7 +208,7 @@
           <w:b w:val="0"/>
           <w:sz w:val="22"/>
         </w:rPr>
-        <w:t>BallisticX: its label field isn't reliable, so RENAME the exported CSV file itself (e.g., 'P1 45.5 H4350.csv'). Cold Bore reads the filename.</w:t>
+        <w:t>BallisticX: its label field isn't reliable, so RENAME the exported CSV file itself (e.g., 'P1 45.5 H4350.csv'). True Zero reads the filename.</w:t>
       </w:r>
     </w:p>
     <w:p/>
@@ -256,7 +256,7 @@
         <w:rPr>
           <w:sz w:val="22"/>
         </w:rPr>
-        <w:t>Quit Excel if it's open. In Finder, put all your CSVs from this range trip in one folder, select them all (click the first, then Cmd+A — or Cmd-click each one), and drag the whole batch onto the Cold Bore window.</w:t>
+        <w:t>Quit Excel if it's open. In Finder, put all your CSVs from this range trip in one folder, select them all (click the first, then Cmd+A — or Cmd-click each one), and drag the whole batch onto the True Zero window.</w:t>
       </w:r>
     </w:p>
     <w:p>
@@ -294,7 +294,7 @@
         <w:pStyle w:val="ListBullet"/>
       </w:pPr>
       <w:r>
-        <w:t>Cold Bore needs at least 3 charges (or jumps) before it picks a recommended winner.</w:t>
+        <w:t>True Zero needs at least 3 charges (or jumps) before it picks a recommended winner.</w:t>
       </w:r>
     </w:p>
     <w:p>
@@ -318,7 +318,7 @@
         <w:pStyle w:val="ListBullet"/>
       </w:pPr>
       <w:r>
-        <w:t>Updates appear as a yellow banner at the top of the window. Click Install Update — Cold Bore downloads in the background (authenticated by your license key), then Quit and Install when ready. The app quits, swaps itself, and reopens at the new version.</w:t>
+        <w:t>Updates appear as a yellow banner at the top of the window. Click Install Update — True Zero downloads in the background (authenticated by your license key), then Quit and Install when ready. The app quits, swaps itself, and reopens at the new version.</w:t>
       </w:r>
     </w:p>
     <w:p>
@@ -347,7 +347,7 @@
           <w:b w:val="0"/>
           <w:sz w:val="22"/>
         </w:rPr>
-        <w:t>Cold Bore is a data-analysis tool, not load data. Always cross-reference against published reloading manuals, watch for pressure signs, and start below max. Reloading is inherently dangerous and you assume all risk.</w:t>
+        <w:t>True Zero is a data-analysis tool, not load data. Always cross-reference against published reloading manuals, watch for pressure signs, and start below max. Reloading is inherently dangerous and you assume all risk.</w:t>
       </w:r>
     </w:p>
     <w:sectPr>

--- a/True Zero — Quick Start.docx
+++ b/True Zero — Quick Start.docx
@@ -49,7 +49,7 @@
         <w:rPr>
           <w:sz w:val="22"/>
         </w:rPr>
-        <w:t>Double-click the Cold.Bore.dmg you downloaded. A window opens with the True Zero icon and an Applications shortcut.</w:t>
+        <w:t>Double-click the True.Zero.dmg you downloaded. A window opens with the True Zero icon and an Applications shortcut.</w:t>
       </w:r>
     </w:p>
     <w:p>
@@ -326,7 +326,7 @@
         <w:pStyle w:val="ListBullet"/>
       </w:pPr>
       <w:r>
-        <w:t>Questions, bugs, or other chronographs (LabRadar, MagnetoSpeed): coldboreapp@gmail.com.</w:t>
+        <w:t>Questions, bugs, or other chronographs (LabRadar, MagnetoSpeed): support@truezero.co.</w:t>
       </w:r>
     </w:p>
     <w:p/>
